--- a/Content/Arena/All Arenas/7-document-translation/Original Documents/一周搭建智能文档翻译系统Demo.docx
+++ b/Content/Arena/All Arenas/7-document-translation/Original Documents/一周搭建智能文档翻译系统Demo.docx
@@ -610,7 +610,7 @@
                 <w:rFonts w:eastAsia="等线" w:ascii="Arial" w:cs="Arial" w:hAnsi="Arial"/>
                 <w:sz w:val="22"/>
               </w:rPr>
-              <w:t>单次请求响应时间≤3秒</w:t>
+              <w:t>单次请求首token响应时间≤10秒</w:t>
             </w:r>
           </w:p>
           <w:p>
@@ -670,7 +670,7 @@
                 <w:rFonts w:eastAsia="等线" w:ascii="Arial" w:cs="Arial" w:hAnsi="Arial"/>
                 <w:sz w:val="22"/>
               </w:rPr>
-              <w:t>单次请求响应时间≤3秒：同核心业务指标</w:t>
+              <w:t>单次请求首token响应时间≤10秒：同核心业务指标</w:t>
             </w:r>
           </w:p>
           <w:p>
@@ -830,7 +830,7 @@
                 <w:rFonts w:eastAsia="等线" w:ascii="Arial" w:cs="Arial" w:hAnsi="Arial"/>
                 <w:sz w:val="22"/>
               </w:rPr>
-              <w:t>该方案相比人工翻译流程，在处理效率上达到20-180倍提升（“小时”级提升至“秒”级）。其中，纯文本文档翻译速度≥2页/秒，图文混合文档≥1.5页/秒，20页文档约10秒内完成自动翻译。在翻译效率上位于当前机器翻译方案第一梯队。</w:t>
+              <w:t>该方案相比人工翻译流程，在处理效率上达到20-180倍提升（“小时”级提升至“秒”级）。在翻译效率上位于当前机器翻译方案第一梯队。</w:t>
             </w:r>
           </w:p>
           <w:p>
@@ -864,7 +864,7 @@
                 <w:rFonts w:eastAsia="等线" w:ascii="Arial" w:cs="Arial" w:hAnsi="Arial"/>
                 <w:sz w:val="22"/>
               </w:rPr>
-              <w:t>该方案采用的基座模型Gemini 3 Pro，支持100+种语言互译（GPT-4o支持约50+用户输入语言），覆盖约96%的企业高频使用语种，满足跨区域团队协作与全球化业务需求。</w:t>
+              <w:t>该方案采用的基座模型Gemini 3.1 Pro，支持100+种语言互译（GPT-4o支持约50+用户输入语言），覆盖约96%的企业高频使用语种，满足跨区域团队协作与全球化业务需求。</w:t>
             </w:r>
           </w:p>
           <w:p>
@@ -881,7 +881,7 @@
                 <w:rFonts w:eastAsia="等线" w:ascii="Arial" w:cs="Arial" w:hAnsi="Arial"/>
                 <w:sz w:val="22"/>
               </w:rPr>
-              <w:t>在系统性能指标上达到单次请求响应时间≤3秒、系统连续稳定运行≥99.9%，单批次上限可处理约50份文档，达到企业级高并发需求。</w:t>
+              <w:t>在系统性能指标上达到单次请求首token响应时间≤10秒、系统连续稳定运行≥99.9%，达到企业级高并发需求。</w:t>
             </w:r>
           </w:p>
           <w:p>
@@ -1165,7 +1165,7 @@
                 <w:rFonts w:eastAsia="等线" w:ascii="Arial" w:cs="Arial" w:hAnsi="Arial"/>
                 <w:sz w:val="22"/>
               </w:rPr>
-              <w:t>Gemini 3 Pro(by Google) 官网：</w:t>
+              <w:t>Gemini 3.1 Pro(by Google) 官网：</w:t>
             </w:r>
             <w:r>
               <w:rPr>
@@ -1223,7 +1223,7 @@
                 <w:rFonts w:eastAsia="等线" w:ascii="Arial" w:cs="Arial" w:hAnsi="Arial"/>
                 <w:sz w:val="22"/>
               </w:rPr>
-              <w:t>最近更新：2025-11-27</w:t>
+              <w:t>最近更新：2026-03-10</w:t>
             </w:r>
           </w:p>
           <w:p>
@@ -1240,7 +1240,7 @@
                 <w:rFonts w:eastAsia="等线" w:ascii="Arial" w:cs="Arial" w:hAnsi="Arial"/>
                 <w:sz w:val="22"/>
               </w:rPr>
-              <w:t>最近审阅：2025-11-27</w:t>
+              <w:t>最近审阅：2026-03-10</w:t>
             </w:r>
           </w:p>
         </w:tc>
@@ -1342,7 +1342,7 @@
 
 <file path=word/numbering.xml><?xml version="1.0" encoding="utf-8"?>
 <w:numbering xmlns:w="http://schemas.openxmlformats.org/wordprocessingml/2006/main">
-  <w:abstractNum w:abstractNumId="101670">
+  <w:abstractNum w:abstractNumId="906693">
     <w:lvl>
       <w:numFmt w:val="bullet"/>
       <w:suff w:val="tab"/>
@@ -1352,7 +1352,7 @@
       </w:rPr>
     </w:lvl>
   </w:abstractNum>
-  <w:abstractNum w:abstractNumId="101671">
+  <w:abstractNum w:abstractNumId="906694">
     <w:lvl>
       <w:numFmt w:val="bullet"/>
       <w:suff w:val="tab"/>
@@ -1362,7 +1362,7 @@
       </w:rPr>
     </w:lvl>
   </w:abstractNum>
-  <w:abstractNum w:abstractNumId="101672">
+  <w:abstractNum w:abstractNumId="906695">
     <w:lvl>
       <w:numFmt w:val="bullet"/>
       <w:suff w:val="tab"/>
@@ -1372,7 +1372,7 @@
       </w:rPr>
     </w:lvl>
   </w:abstractNum>
-  <w:abstractNum w:abstractNumId="101673">
+  <w:abstractNum w:abstractNumId="906696">
     <w:lvl>
       <w:numFmt w:val="bullet"/>
       <w:suff w:val="tab"/>
@@ -1382,7 +1382,7 @@
       </w:rPr>
     </w:lvl>
   </w:abstractNum>
-  <w:abstractNum w:abstractNumId="101674">
+  <w:abstractNum w:abstractNumId="906697">
     <w:lvl>
       <w:numFmt w:val="bullet"/>
       <w:suff w:val="tab"/>
@@ -1392,7 +1392,7 @@
       </w:rPr>
     </w:lvl>
   </w:abstractNum>
-  <w:abstractNum w:abstractNumId="101675">
+  <w:abstractNum w:abstractNumId="906698">
     <w:lvl>
       <w:numFmt w:val="bullet"/>
       <w:suff w:val="tab"/>
@@ -1402,7 +1402,7 @@
       </w:rPr>
     </w:lvl>
   </w:abstractNum>
-  <w:abstractNum w:abstractNumId="101676">
+  <w:abstractNum w:abstractNumId="906699">
     <w:lvl>
       <w:numFmt w:val="bullet"/>
       <w:suff w:val="tab"/>
@@ -1412,7 +1412,7 @@
       </w:rPr>
     </w:lvl>
   </w:abstractNum>
-  <w:abstractNum w:abstractNumId="101677">
+  <w:abstractNum w:abstractNumId="906700">
     <w:lvl>
       <w:numFmt w:val="bullet"/>
       <w:suff w:val="tab"/>
@@ -1422,7 +1422,7 @@
       </w:rPr>
     </w:lvl>
   </w:abstractNum>
-  <w:abstractNum w:abstractNumId="101678">
+  <w:abstractNum w:abstractNumId="906701">
     <w:lvl>
       <w:numFmt w:val="bullet"/>
       <w:suff w:val="tab"/>
@@ -1432,7 +1432,7 @@
       </w:rPr>
     </w:lvl>
   </w:abstractNum>
-  <w:abstractNum w:abstractNumId="101679">
+  <w:abstractNum w:abstractNumId="906702">
     <w:lvl>
       <w:numFmt w:val="bullet"/>
       <w:suff w:val="tab"/>
@@ -1442,7 +1442,7 @@
       </w:rPr>
     </w:lvl>
   </w:abstractNum>
-  <w:abstractNum w:abstractNumId="101680">
+  <w:abstractNum w:abstractNumId="906703">
     <w:lvl>
       <w:numFmt w:val="bullet"/>
       <w:suff w:val="tab"/>
@@ -1452,7 +1452,7 @@
       </w:rPr>
     </w:lvl>
   </w:abstractNum>
-  <w:abstractNum w:abstractNumId="101681">
+  <w:abstractNum w:abstractNumId="906704">
     <w:lvl>
       <w:numFmt w:val="bullet"/>
       <w:suff w:val="tab"/>
@@ -1462,7 +1462,7 @@
       </w:rPr>
     </w:lvl>
   </w:abstractNum>
-  <w:abstractNum w:abstractNumId="101682">
+  <w:abstractNum w:abstractNumId="906705">
     <w:lvl>
       <w:numFmt w:val="bullet"/>
       <w:suff w:val="tab"/>
@@ -1472,7 +1472,7 @@
       </w:rPr>
     </w:lvl>
   </w:abstractNum>
-  <w:abstractNum w:abstractNumId="101683">
+  <w:abstractNum w:abstractNumId="906706">
     <w:lvl>
       <w:numFmt w:val="bullet"/>
       <w:suff w:val="tab"/>
@@ -1482,7 +1482,7 @@
       </w:rPr>
     </w:lvl>
   </w:abstractNum>
-  <w:abstractNum w:abstractNumId="101684">
+  <w:abstractNum w:abstractNumId="906707">
     <w:lvl>
       <w:numFmt w:val="bullet"/>
       <w:suff w:val="tab"/>
@@ -1492,7 +1492,7 @@
       </w:rPr>
     </w:lvl>
   </w:abstractNum>
-  <w:abstractNum w:abstractNumId="101685">
+  <w:abstractNum w:abstractNumId="906708">
     <w:lvl>
       <w:numFmt w:val="bullet"/>
       <w:suff w:val="tab"/>
@@ -1502,7 +1502,7 @@
       </w:rPr>
     </w:lvl>
   </w:abstractNum>
-  <w:abstractNum w:abstractNumId="101686">
+  <w:abstractNum w:abstractNumId="906709">
     <w:lvl>
       <w:numFmt w:val="bullet"/>
       <w:suff w:val="tab"/>
@@ -1512,7 +1512,7 @@
       </w:rPr>
     </w:lvl>
   </w:abstractNum>
-  <w:abstractNum w:abstractNumId="101687">
+  <w:abstractNum w:abstractNumId="906710">
     <w:lvl>
       <w:numFmt w:val="bullet"/>
       <w:suff w:val="tab"/>
@@ -1522,7 +1522,7 @@
       </w:rPr>
     </w:lvl>
   </w:abstractNum>
-  <w:abstractNum w:abstractNumId="101688">
+  <w:abstractNum w:abstractNumId="906711">
     <w:lvl>
       <w:numFmt w:val="bullet"/>
       <w:suff w:val="tab"/>
@@ -1532,7 +1532,7 @@
       </w:rPr>
     </w:lvl>
   </w:abstractNum>
-  <w:abstractNum w:abstractNumId="101689">
+  <w:abstractNum w:abstractNumId="906712">
     <w:lvl>
       <w:numFmt w:val="bullet"/>
       <w:suff w:val="tab"/>
@@ -1542,7 +1542,7 @@
       </w:rPr>
     </w:lvl>
   </w:abstractNum>
-  <w:abstractNum w:abstractNumId="101690">
+  <w:abstractNum w:abstractNumId="906713">
     <w:lvl>
       <w:numFmt w:val="bullet"/>
       <w:suff w:val="tab"/>
@@ -1552,7 +1552,7 @@
       </w:rPr>
     </w:lvl>
   </w:abstractNum>
-  <w:abstractNum w:abstractNumId="101691">
+  <w:abstractNum w:abstractNumId="906714">
     <w:lvl>
       <w:numFmt w:val="bullet"/>
       <w:suff w:val="tab"/>
@@ -1562,7 +1562,7 @@
       </w:rPr>
     </w:lvl>
   </w:abstractNum>
-  <w:abstractNum w:abstractNumId="101692">
+  <w:abstractNum w:abstractNumId="906715">
     <w:lvl>
       <w:numFmt w:val="bullet"/>
       <w:suff w:val="tab"/>
@@ -1572,7 +1572,7 @@
       </w:rPr>
     </w:lvl>
   </w:abstractNum>
-  <w:abstractNum w:abstractNumId="101693">
+  <w:abstractNum w:abstractNumId="906716">
     <w:lvl>
       <w:numFmt w:val="bullet"/>
       <w:suff w:val="tab"/>
@@ -1582,7 +1582,7 @@
       </w:rPr>
     </w:lvl>
   </w:abstractNum>
-  <w:abstractNum w:abstractNumId="101694">
+  <w:abstractNum w:abstractNumId="906717">
     <w:lvl>
       <w:numFmt w:val="bullet"/>
       <w:suff w:val="tab"/>
@@ -1592,7 +1592,7 @@
       </w:rPr>
     </w:lvl>
   </w:abstractNum>
-  <w:abstractNum w:abstractNumId="101695">
+  <w:abstractNum w:abstractNumId="906718">
     <w:lvl>
       <w:numFmt w:val="bullet"/>
       <w:suff w:val="tab"/>
@@ -1602,7 +1602,7 @@
       </w:rPr>
     </w:lvl>
   </w:abstractNum>
-  <w:abstractNum w:abstractNumId="101696">
+  <w:abstractNum w:abstractNumId="906719">
     <w:lvl>
       <w:numFmt w:val="bullet"/>
       <w:suff w:val="tab"/>
@@ -1612,7 +1612,7 @@
       </w:rPr>
     </w:lvl>
   </w:abstractNum>
-  <w:abstractNum w:abstractNumId="101697">
+  <w:abstractNum w:abstractNumId="906720">
     <w:lvl>
       <w:numFmt w:val="bullet"/>
       <w:suff w:val="tab"/>
@@ -1622,7 +1622,7 @@
       </w:rPr>
     </w:lvl>
   </w:abstractNum>
-  <w:abstractNum w:abstractNumId="101698">
+  <w:abstractNum w:abstractNumId="906721">
     <w:lvl>
       <w:numFmt w:val="bullet"/>
       <w:suff w:val="tab"/>
@@ -1632,7 +1632,7 @@
       </w:rPr>
     </w:lvl>
   </w:abstractNum>
-  <w:abstractNum w:abstractNumId="101699">
+  <w:abstractNum w:abstractNumId="906722">
     <w:lvl>
       <w:numFmt w:val="bullet"/>
       <w:suff w:val="tab"/>
@@ -1642,7 +1642,7 @@
       </w:rPr>
     </w:lvl>
   </w:abstractNum>
-  <w:abstractNum w:abstractNumId="101700">
+  <w:abstractNum w:abstractNumId="906723">
     <w:lvl>
       <w:numFmt w:val="bullet"/>
       <w:suff w:val="tab"/>
@@ -1653,97 +1653,97 @@
     </w:lvl>
   </w:abstractNum>
   <w:num w:numId="1">
-    <w:abstractNumId w:val="101670"/>
+    <w:abstractNumId w:val="906693"/>
   </w:num>
   <w:num w:numId="2">
-    <w:abstractNumId w:val="101671"/>
+    <w:abstractNumId w:val="906694"/>
   </w:num>
   <w:num w:numId="3">
-    <w:abstractNumId w:val="101672"/>
+    <w:abstractNumId w:val="906695"/>
   </w:num>
   <w:num w:numId="4">
-    <w:abstractNumId w:val="101673"/>
+    <w:abstractNumId w:val="906696"/>
   </w:num>
   <w:num w:numId="5">
-    <w:abstractNumId w:val="101674"/>
+    <w:abstractNumId w:val="906697"/>
   </w:num>
   <w:num w:numId="6">
-    <w:abstractNumId w:val="101675"/>
+    <w:abstractNumId w:val="906698"/>
   </w:num>
   <w:num w:numId="7">
-    <w:abstractNumId w:val="101676"/>
+    <w:abstractNumId w:val="906699"/>
   </w:num>
   <w:num w:numId="8">
-    <w:abstractNumId w:val="101677"/>
+    <w:abstractNumId w:val="906700"/>
   </w:num>
   <w:num w:numId="9">
-    <w:abstractNumId w:val="101678"/>
+    <w:abstractNumId w:val="906701"/>
   </w:num>
   <w:num w:numId="10">
-    <w:abstractNumId w:val="101679"/>
+    <w:abstractNumId w:val="906702"/>
   </w:num>
   <w:num w:numId="11">
-    <w:abstractNumId w:val="101680"/>
+    <w:abstractNumId w:val="906703"/>
   </w:num>
   <w:num w:numId="12">
-    <w:abstractNumId w:val="101681"/>
+    <w:abstractNumId w:val="906704"/>
   </w:num>
   <w:num w:numId="13">
-    <w:abstractNumId w:val="101682"/>
+    <w:abstractNumId w:val="906705"/>
   </w:num>
   <w:num w:numId="14">
-    <w:abstractNumId w:val="101683"/>
+    <w:abstractNumId w:val="906706"/>
   </w:num>
   <w:num w:numId="15">
-    <w:abstractNumId w:val="101684"/>
+    <w:abstractNumId w:val="906707"/>
   </w:num>
   <w:num w:numId="16">
-    <w:abstractNumId w:val="101685"/>
+    <w:abstractNumId w:val="906708"/>
   </w:num>
   <w:num w:numId="17">
-    <w:abstractNumId w:val="101686"/>
+    <w:abstractNumId w:val="906709"/>
   </w:num>
   <w:num w:numId="18">
-    <w:abstractNumId w:val="101687"/>
+    <w:abstractNumId w:val="906710"/>
   </w:num>
   <w:num w:numId="19">
-    <w:abstractNumId w:val="101688"/>
+    <w:abstractNumId w:val="906711"/>
   </w:num>
   <w:num w:numId="20">
-    <w:abstractNumId w:val="101689"/>
+    <w:abstractNumId w:val="906712"/>
   </w:num>
   <w:num w:numId="21">
-    <w:abstractNumId w:val="101690"/>
+    <w:abstractNumId w:val="906713"/>
   </w:num>
   <w:num w:numId="22">
-    <w:abstractNumId w:val="101691"/>
+    <w:abstractNumId w:val="906714"/>
   </w:num>
   <w:num w:numId="23">
-    <w:abstractNumId w:val="101692"/>
+    <w:abstractNumId w:val="906715"/>
   </w:num>
   <w:num w:numId="24">
-    <w:abstractNumId w:val="101693"/>
+    <w:abstractNumId w:val="906716"/>
   </w:num>
   <w:num w:numId="25">
-    <w:abstractNumId w:val="101694"/>
+    <w:abstractNumId w:val="906717"/>
   </w:num>
   <w:num w:numId="26">
-    <w:abstractNumId w:val="101695"/>
+    <w:abstractNumId w:val="906718"/>
   </w:num>
   <w:num w:numId="27">
-    <w:abstractNumId w:val="101696"/>
+    <w:abstractNumId w:val="906719"/>
   </w:num>
   <w:num w:numId="28">
-    <w:abstractNumId w:val="101697"/>
+    <w:abstractNumId w:val="906720"/>
   </w:num>
   <w:num w:numId="29">
-    <w:abstractNumId w:val="101698"/>
+    <w:abstractNumId w:val="906721"/>
   </w:num>
   <w:num w:numId="30">
-    <w:abstractNumId w:val="101699"/>
+    <w:abstractNumId w:val="906722"/>
   </w:num>
   <w:num w:numId="31">
-    <w:abstractNumId w:val="101700"/>
+    <w:abstractNumId w:val="906723"/>
   </w:num>
 </w:numbering>
 </file>
